--- a/templates/modelo-a.docx
+++ b/templates/modelo-a.docx
@@ -148,7 +148,7 @@
               </wp:anchor>
             </w:drawing>
           </mc:Choice>
-          <mc:Fallback xmlns:w16sdtfl="http://schemas.microsoft.com/office/word/2024/wordml/sdtformatlock" xmlns:w16du="http://schemas.microsoft.com/office/word/2023/wordml/word16du">
+          <mc:Fallback xmlns:w16du="http://schemas.microsoft.com/office/word/2023/wordml/word16du" xmlns:w16sdtfl="http://schemas.microsoft.com/office/word/2024/wordml/sdtformatlock">
             <w:pict>
               <v:rect w14:anchorId="0F65B479" id="Rectangle 9" o:spid="_x0000_s1026" style="position:absolute;margin-left:328.85pt;margin-top:0;width:265.4pt;height:599.65pt;z-index:-15651328;visibility:visible;mso-wrap-style:square;mso-width-percent:0;mso-height-percent:0;mso-wrap-distance-left:9pt;mso-wrap-distance-top:0;mso-wrap-distance-right:9pt;mso-wrap-distance-bottom:0;mso-position-horizontal:absolute;mso-position-horizontal-relative:page;mso-position-vertical:absolute;mso-position-vertical-relative:page;mso-width-percent:0;mso-height-percent:0;mso-width-relative:page;mso-height-relative:page;v-text-anchor:top" o:gfxdata="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" fillcolor="yellow" stroked="f">
                 <v:fill color2="#ffc000" rotate="t" angle="180" colors="0 yellow;31457f #ffc000;58311f #ffc000;1 #ffc000" focus="100%" type="gradient"/>
@@ -370,7 +370,7 @@
               </wp:anchor>
             </w:drawing>
           </mc:Choice>
-          <mc:Fallback xmlns:w16sdtfl="http://schemas.microsoft.com/office/word/2024/wordml/sdtformatlock" xmlns:w16du="http://schemas.microsoft.com/office/word/2023/wordml/word16du">
+          <mc:Fallback>
             <w:pict>
               <v:shapetype w14:anchorId="21BCCAC3" id="_x0000_t202" coordsize="21600,21600" o:spt="202" path="m,l,21600r21600,l21600,xe">
                 <v:stroke joinstyle="miter"/>
@@ -536,11 +536,7 @@
           </mc:Choice>
           <mc:Fallback>
             <w:pict>
-              <v:shapetype w14:anchorId="469B8C64" id="_x0000_t202" coordsize="21600,21600" o:spt="202" path="m,l,21600r21600,l21600,xe">
-                <v:stroke joinstyle="miter"/>
-                <v:path gradientshapeok="t" o:connecttype="rect"/>
-              </v:shapetype>
-              <v:shape id="_x0000_s1027" type="#_x0000_t202" style="position:absolute;left:0;text-align:left;margin-left:28.05pt;margin-top:24.9pt;width:283.7pt;height:52.65pt;z-index:487670272;visibility:visible;mso-wrap-style:square;mso-width-percent:0;mso-height-percent:0;mso-wrap-distance-left:9pt;mso-wrap-distance-top:3.6pt;mso-wrap-distance-right:9pt;mso-wrap-distance-bottom:3.6pt;mso-position-horizontal:absolute;mso-position-horizontal-relative:text;mso-position-vertical:absolute;mso-position-vertical-relative:text;mso-width-percent:0;mso-height-percent:0;mso-width-relative:margin;mso-height-relative:margin;v-text-anchor:top" o:gfxdata="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" filled="f" stroked="f">
+              <v:shape w14:anchorId="469B8C64" id="_x0000_s1027" type="#_x0000_t202" style="position:absolute;left:0;text-align:left;margin-left:28.05pt;margin-top:24.9pt;width:283.7pt;height:52.65pt;z-index:487670272;visibility:visible;mso-wrap-style:square;mso-width-percent:0;mso-height-percent:0;mso-wrap-distance-left:9pt;mso-wrap-distance-top:3.6pt;mso-wrap-distance-right:9pt;mso-wrap-distance-bottom:3.6pt;mso-position-horizontal:absolute;mso-position-horizontal-relative:text;mso-position-vertical:absolute;mso-position-vertical-relative:text;mso-width-percent:0;mso-height-percent:0;mso-width-relative:margin;mso-height-relative:margin;v-text-anchor:top" o:gfxdata="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" filled="f" stroked="f">
                 <v:textbox>
                   <w:txbxContent>
                     <w:p>
@@ -968,7 +964,7 @@
               </wp:anchor>
             </w:drawing>
           </mc:Choice>
-          <mc:Fallback xmlns:w16sdtfl="http://schemas.microsoft.com/office/word/2024/wordml/sdtformatlock" xmlns:w16du="http://schemas.microsoft.com/office/word/2023/wordml/word16du">
+          <mc:Fallback>
             <w:pict>
               <v:shape w14:anchorId="7C9C2720" id="Caixa de Texto 234" o:spid="_x0000_s1028" type="#_x0000_t202" style="position:absolute;margin-left:37.6pt;margin-top:3.9pt;width:146.25pt;height:67.8pt;z-index:487626240;visibility:visible;mso-wrap-style:square;mso-height-percent:0;mso-wrap-distance-left:9pt;mso-wrap-distance-top:0;mso-wrap-distance-right:9pt;mso-wrap-distance-bottom:0;mso-position-horizontal:absolute;mso-position-horizontal-relative:text;mso-position-vertical:absolute;mso-position-vertical-relative:text;mso-height-percent:0;mso-height-relative:margin;v-text-anchor:top" o:gfxdata="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" fillcolor="#f9f2d9 [670]" stroked="f" strokeweight=".5pt">
                 <v:textbox>
@@ -1953,7 +1949,7 @@
               </wp:anchor>
             </w:drawing>
           </mc:Choice>
-          <mc:Fallback xmlns:w16sdtfl="http://schemas.microsoft.com/office/word/2024/wordml/sdtformatlock" xmlns:w16du="http://schemas.microsoft.com/office/word/2023/wordml/word16du">
+          <mc:Fallback xmlns:w16du="http://schemas.microsoft.com/office/word/2023/wordml/word16du" xmlns:w16sdtfl="http://schemas.microsoft.com/office/word/2024/wordml/sdtformatlock">
             <w:pict>
               <v:group w14:anchorId="2DA1E8DF" id="Group 163" o:spid="_x0000_s1026" style="position:absolute;margin-left:310.55pt;margin-top:19.2pt;width:21.8pt;height:21.8pt;z-index:15732224;mso-position-horizontal-relative:page" coordorigin="6211,-867" coordsize="436,436" o:gfxdata="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">
                 <v:shape id="Freeform 165" o:spid="_x0000_s1027" style="position:absolute;left:6210;top:-868;width:436;height:436;visibility:visible;mso-wrap-style:square;v-text-anchor:top" coordsize="436,436" o:gfxdata="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" path="m218,435r-64,-9l97,398,49,355,17,301,1,239,,217,,207,13,144,43,88,88,42,144,12,207,r11,l228,r63,12l347,42r45,46l423,144r12,63l435,217r,11l423,291r-31,56l347,392r-56,30l228,435r-10,xe" filled="f" stroked="f">
@@ -2432,7 +2428,7 @@
               </wp:anchor>
             </w:drawing>
           </mc:Choice>
-          <mc:Fallback xmlns:w16sdtfl="http://schemas.microsoft.com/office/word/2024/wordml/sdtformatlock" xmlns:w16du="http://schemas.microsoft.com/office/word/2023/wordml/word16du">
+          <mc:Fallback xmlns:w16du="http://schemas.microsoft.com/office/word/2023/wordml/word16du" xmlns:w16sdtfl="http://schemas.microsoft.com/office/word/2024/wordml/sdtformatlock">
             <w:pict>
               <v:group w14:anchorId="7D400C12" id="Group 172" o:spid="_x0000_s1026" style="position:absolute;margin-left:60.45pt;margin-top:6.1pt;width:21.8pt;height:21.8pt;z-index:15730176;mso-position-horizontal-relative:page" coordorigin="1209,122" coordsize="436,436" o:gfxdata="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">
                 <v:shape id="Freeform 174" o:spid="_x0000_s1027" style="position:absolute;left:1209;top:121;width:436;height:436;visibility:visible;mso-wrap-style:square;v-text-anchor:top" coordsize="436,436" o:gfxdata="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" path="m218,435r-63,-9l97,398,50,356,17,301,1,239,,218,1,207,13,144,43,88,88,43,145,13,207,r11,l229,r62,13l348,43r45,45l423,144r12,63l436,218r-1,10l423,291r-30,56l348,392r-57,30l229,435r-11,xe" filled="f" stroked="f">
@@ -2890,7 +2886,7 @@
               </wp:anchor>
             </w:drawing>
           </mc:Choice>
-          <mc:Fallback xmlns:w16sdtfl="http://schemas.microsoft.com/office/word/2024/wordml/sdtformatlock" xmlns:w16du="http://schemas.microsoft.com/office/word/2023/wordml/word16du">
+          <mc:Fallback xmlns:w16du="http://schemas.microsoft.com/office/word/2023/wordml/word16du" xmlns:w16sdtfl="http://schemas.microsoft.com/office/word/2024/wordml/sdtformatlock">
             <w:pict>
               <v:group w14:anchorId="38920ABA" id="Group 169" o:spid="_x0000_s1026" style="position:absolute;margin-left:310.55pt;margin-top:55.6pt;width:21.8pt;height:21.8pt;z-index:15732736;mso-position-horizontal-relative:page" coordorigin="6211,1112" coordsize="436,436" o:gfxdata="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">
                 <v:shape id="Freeform 171" o:spid="_x0000_s1027" style="position:absolute;left:6210;top:1112;width:436;height:436;visibility:visible;mso-wrap-style:square;v-text-anchor:top" coordsize="436,436" o:gfxdata="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" path="m218,435r-64,-9l97,399,49,356,17,301,1,239,,218,,207,13,144,43,88,88,43,144,13,207,r11,l228,r63,13l347,43r45,45l423,144r12,63l435,218r,10l423,291r-31,56l347,393r-56,30l228,435r-10,xe" filled="f" stroked="f">
@@ -3544,7 +3540,7 @@
               </wp:anchor>
             </w:drawing>
           </mc:Choice>
-          <mc:Fallback xmlns:w16sdtfl="http://schemas.microsoft.com/office/word/2024/wordml/sdtformatlock" xmlns:w16du="http://schemas.microsoft.com/office/word/2023/wordml/word16du">
+          <mc:Fallback xmlns:w16du="http://schemas.microsoft.com/office/word/2023/wordml/word16du" xmlns:w16sdtfl="http://schemas.microsoft.com/office/word/2024/wordml/sdtformatlock">
             <w:pict>
               <v:group w14:anchorId="1D65D2F9" id="Group 166" o:spid="_x0000_s1026" style="position:absolute;margin-left:60.45pt;margin-top:8.9pt;width:21.8pt;height:21.8pt;z-index:15730688;mso-position-horizontal-relative:page" coordorigin="1209,123" coordsize="436,436" o:gfxdata="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">
                 <v:shape id="Freeform 168" o:spid="_x0000_s1027" style="position:absolute;left:1209;top:122;width:436;height:436;visibility:visible;mso-wrap-style:square;v-text-anchor:top" coordsize="436,436" o:gfxdata="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" path="m218,435r-63,-9l97,398,50,356,17,301,1,239,,218,1,207,13,144,43,88,88,43,145,13,207,r11,l229,r62,13l348,43r45,45l423,144r12,63l436,218r-1,10l423,291r-30,56l348,392r-57,30l229,435r-11,xe" filled="f" stroked="f">
@@ -3983,7 +3979,7 @@
               </wp:anchor>
             </w:drawing>
           </mc:Choice>
-          <mc:Fallback xmlns:w16sdtfl="http://schemas.microsoft.com/office/word/2024/wordml/sdtformatlock" xmlns:w16du="http://schemas.microsoft.com/office/word/2023/wordml/word16du">
+          <mc:Fallback xmlns:w16du="http://schemas.microsoft.com/office/word/2023/wordml/word16du" xmlns:w16sdtfl="http://schemas.microsoft.com/office/word/2024/wordml/sdtformatlock">
             <w:pict>
               <v:group w14:anchorId="67834EA4" id="Group 160" o:spid="_x0000_s1026" style="position:absolute;margin-left:310.55pt;margin-top:58.05pt;width:21.8pt;height:21.8pt;z-index:15733248;mso-position-horizontal-relative:page" coordorigin="6211,1161" coordsize="436,436" o:gfxdata="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">
                 <v:shape id="Freeform 162" o:spid="_x0000_s1027" style="position:absolute;left:6210;top:1160;width:436;height:436;visibility:visible;mso-wrap-style:square;v-text-anchor:top" coordsize="436,436" o:gfxdata="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" path="m218,435r-64,-9l97,398,49,355,17,301,1,239,,217,,207,13,144,43,88,88,42,144,12,207,r11,l228,r63,12l347,42r45,46l423,144r12,63l435,217r,11l423,291r-31,56l347,392r-56,30l228,435r-10,xe" filled="f" stroked="f">
@@ -4677,7 +4673,7 @@
               </wp:anchor>
             </w:drawing>
           </mc:Choice>
-          <mc:Fallback xmlns:w16sdtfl="http://schemas.microsoft.com/office/word/2024/wordml/sdtformatlock" xmlns:w16du="http://schemas.microsoft.com/office/word/2023/wordml/word16du">
+          <mc:Fallback xmlns:w16du="http://schemas.microsoft.com/office/word/2023/wordml/word16du" xmlns:w16sdtfl="http://schemas.microsoft.com/office/word/2024/wordml/sdtformatlock">
             <w:pict>
               <v:group w14:anchorId="35EC7EE5" id="Group 157" o:spid="_x0000_s1026" style="position:absolute;margin-left:60.45pt;margin-top:6.1pt;width:21.8pt;height:21.8pt;z-index:15731200;mso-position-horizontal-relative:page" coordorigin="1209,122" coordsize="436,436" o:gfxdata="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">
                 <v:shape id="Freeform 159" o:spid="_x0000_s1027" style="position:absolute;left:1209;top:121;width:436;height:436;visibility:visible;mso-wrap-style:square;v-text-anchor:top" coordsize="436,436" o:gfxdata="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" path="m218,435r-63,-9l97,398,50,356,17,301,1,239,,218,1,207,13,144,43,88,88,43,145,13,207,r11,l229,r62,13l348,43r45,45l423,144r12,63l436,218r-1,10l423,291r-30,56l348,392r-57,30l229,435r-11,xe" filled="f" stroked="f">
@@ -5127,7 +5123,7 @@
               </wp:anchor>
             </w:drawing>
           </mc:Choice>
-          <mc:Fallback xmlns:w16sdtfl="http://schemas.microsoft.com/office/word/2024/wordml/sdtformatlock" xmlns:w16du="http://schemas.microsoft.com/office/word/2023/wordml/word16du">
+          <mc:Fallback xmlns:w16du="http://schemas.microsoft.com/office/word/2023/wordml/word16du" xmlns:w16sdtfl="http://schemas.microsoft.com/office/word/2024/wordml/sdtformatlock">
             <w:pict>
               <v:rect w14:anchorId="014DFDA7" id="Rectangle 9" o:spid="_x0000_s1026" style="position:absolute;margin-left:-22.8pt;margin-top:645.6pt;width:618.3pt;height:196.8pt;z-index:-15661568;visibility:visible;mso-wrap-style:square;mso-width-percent:0;mso-height-percent:0;mso-wrap-distance-left:9pt;mso-wrap-distance-top:0;mso-wrap-distance-right:9pt;mso-wrap-distance-bottom:0;mso-position-horizontal:absolute;mso-position-horizontal-relative:page;mso-position-vertical:absolute;mso-position-vertical-relative:page;mso-width-percent:0;mso-height-percent:0;mso-width-relative:page;mso-height-relative:page;v-text-anchor:top" o:gfxdata="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" fillcolor="#765330 [2153]" stroked="f">
                 <v:fill color2="#d1b090 [1945]" rotate="t" angle="180" colors="0 #775431;31457f #b6814d;1 #d2b191" focus="100%" type="gradient"/>
@@ -5559,7 +5555,7 @@
               </wp:anchor>
             </w:drawing>
           </mc:Choice>
-          <mc:Fallback xmlns:w16sdtfl="http://schemas.microsoft.com/office/word/2024/wordml/sdtformatlock" xmlns:w16du="http://schemas.microsoft.com/office/word/2023/wordml/word16du">
+          <mc:Fallback xmlns:w16du="http://schemas.microsoft.com/office/word/2023/wordml/word16du" xmlns:w16sdtfl="http://schemas.microsoft.com/office/word/2024/wordml/sdtformatlock">
             <w:pict>
               <v:group w14:anchorId="5578F373" id="Group 154" o:spid="_x0000_s1026" style="position:absolute;margin-left:60.45pt;margin-top:6.15pt;width:21.8pt;height:21.8pt;z-index:15731712;mso-position-horizontal-relative:page" coordorigin="1209,123" coordsize="436,436" o:gfxdata="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">
                 <v:shape id="Freeform 156" o:spid="_x0000_s1027" style="position:absolute;left:1209;top:122;width:436;height:436;visibility:visible;mso-wrap-style:square;v-text-anchor:top" coordsize="436,436" o:gfxdata="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" path="m218,435r-63,-9l97,398,50,356,17,301,1,239,,218,1,207,13,144,43,88,88,43,145,13,207,r11,l229,r62,13l348,43r45,45l423,144r12,63l436,218r-1,10l423,291r-30,56l348,392r-57,30l229,435r-11,xe" filled="f" stroked="f">
@@ -6408,7 +6404,7 @@
               </wp:anchor>
             </w:drawing>
           </mc:Choice>
-          <mc:Fallback xmlns:w16sdtfl="http://schemas.microsoft.com/office/word/2024/wordml/sdtformatlock" xmlns:w16du="http://schemas.microsoft.com/office/word/2023/wordml/word16du">
+          <mc:Fallback xmlns:w16du="http://schemas.microsoft.com/office/word/2023/wordml/word16du" xmlns:w16sdtfl="http://schemas.microsoft.com/office/word/2024/wordml/sdtformatlock">
             <w:pict>
               <v:rect w14:anchorId="37A3B43C" id="Rectangle 9" o:spid="_x0000_s1026" style="position:absolute;margin-left:-8.35pt;margin-top:320.65pt;width:601.5pt;height:166.6pt;z-index:-15663616;visibility:visible;mso-wrap-style:square;mso-width-percent:0;mso-height-percent:0;mso-wrap-distance-left:9pt;mso-wrap-distance-top:0;mso-wrap-distance-right:9pt;mso-wrap-distance-bottom:0;mso-position-horizontal:absolute;mso-position-horizontal-relative:page;mso-position-vertical:absolute;mso-position-vertical-relative:page;mso-width-percent:0;mso-height-percent:0;mso-width-relative:page;mso-height-relative:page;v-text-anchor:top" o:gfxdata="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" fillcolor="yellow" stroked="f">
                 <v:fill color2="#ffc000" angle="180" colors="0 yellow;31457f #ffc000;1 #ffc000" focus="100%" type="gradient"/>
@@ -6873,7 +6869,7 @@
               </wp:anchor>
             </w:drawing>
           </mc:Choice>
-          <mc:Fallback xmlns:w16sdtfl="http://schemas.microsoft.com/office/word/2024/wordml/sdtformatlock" xmlns:w16du="http://schemas.microsoft.com/office/word/2023/wordml/word16du">
+          <mc:Fallback>
             <w:pict>
               <v:group w14:anchorId="07729B83" id="Group 141" o:spid="_x0000_s1030" style="position:absolute;margin-left:41.35pt;margin-top:13pt;width:169.15pt;height:52.85pt;z-index:-15721472;mso-wrap-distance-left:0;mso-wrap-distance-right:0;mso-position-horizontal-relative:page" coordorigin="827,260" coordsize="3383,1057" o:gfxdata="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">
                 <v:shape id="Freeform 144" o:spid="_x0000_s1031" style="position:absolute;left:826;top:640;width:3383;height:676;visibility:visible;mso-wrap-style:square;v-text-anchor:top" coordsize="3383,676" o:gfxdata="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" path="m3382,l,,,675r1692,l3382,675,3382,xe" fillcolor="#f5f5f5" stroked="f">
@@ -7377,7 +7373,7 @@
               </wp:anchor>
             </w:drawing>
           </mc:Choice>
-          <mc:Fallback xmlns:w16sdtfl="http://schemas.microsoft.com/office/word/2024/wordml/sdtformatlock" xmlns:w16du="http://schemas.microsoft.com/office/word/2023/wordml/word16du">
+          <mc:Fallback>
             <w:pict>
               <v:group w14:anchorId="5A58CE8F" id="Group 137" o:spid="_x0000_s1034" style="position:absolute;margin-left:215.15pt;margin-top:13pt;width:169.15pt;height:52.85pt;z-index:-15720960;mso-wrap-distance-left:0;mso-wrap-distance-right:0;mso-position-horizontal-relative:page" coordorigin="4303,260" coordsize="3383,1057" o:gfxdata="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">
                 <v:shape id="Freeform 140" o:spid="_x0000_s1035" style="position:absolute;left:4302;top:640;width:3383;height:676;visibility:visible;mso-wrap-style:square;v-text-anchor:top" coordsize="3383,676" o:gfxdata="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" path="m3382,l,,,675r1692,l3382,675,3382,xe" fillcolor="#f5f5f5" stroked="f">
@@ -7903,7 +7899,7 @@
               </wp:anchor>
             </w:drawing>
           </mc:Choice>
-          <mc:Fallback xmlns:w16sdtfl="http://schemas.microsoft.com/office/word/2024/wordml/sdtformatlock" xmlns:w16du="http://schemas.microsoft.com/office/word/2023/wordml/word16du">
+          <mc:Fallback>
             <w:pict>
               <v:group w14:anchorId="3E072AEB" id="Group 133" o:spid="_x0000_s1038" style="position:absolute;margin-left:388.95pt;margin-top:13pt;width:169.15pt;height:52.85pt;z-index:-15720448;mso-wrap-distance-left:0;mso-wrap-distance-right:0;mso-position-horizontal-relative:page" coordorigin="7779,260" coordsize="3383,1057" o:gfxdata="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">
                 <v:shape id="Freeform 136" o:spid="_x0000_s1039" style="position:absolute;left:7778;top:640;width:3383;height:676;visibility:visible;mso-wrap-style:square;v-text-anchor:top" coordsize="3383,676" o:gfxdata="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" path="m3382,l,,,675r1691,l3382,675,3382,xe" fillcolor="#f5f5f5" stroked="f">
@@ -9827,7 +9823,7 @@
               </wp:anchor>
             </w:drawing>
           </mc:Choice>
-          <mc:Fallback xmlns:w16sdtfl="http://schemas.microsoft.com/office/word/2024/wordml/sdtformatlock" xmlns:w16du="http://schemas.microsoft.com/office/word/2023/wordml/word16du">
+          <mc:Fallback xmlns:w16du="http://schemas.microsoft.com/office/word/2023/wordml/word16du" xmlns:w16sdtfl="http://schemas.microsoft.com/office/word/2024/wordml/sdtformatlock">
             <w:pict>
               <v:group w14:anchorId="091C1379" id="Group 130" o:spid="_x0000_s1026" style="position:absolute;margin-left:466.35pt;margin-top:7.65pt;width:36.05pt;height:21.8pt;z-index:15740928;mso-position-horizontal-relative:page" coordorigin="9327,153" coordsize="721,436" o:gfxdata="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">
                 <v:shape id="Freeform 132" o:spid="_x0000_s1027" style="position:absolute;left:9326;top:153;width:721;height:436;visibility:visible;mso-wrap-style:square;v-text-anchor:top" coordsize="721,436" o:gfxdata="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" path="m720,226l705,157,695,139r,73l695,228r-31,65l606,337r-60,28l476,383r-12,2l452,387r-14,1l425,390r-27,2l358,394r-35,-2l311,391r-17,-1l230,380,140,351,83,317,41,272,25,222r1,-13l55,145,120,95,187,68,253,52r14,-3l289,47r23,-3l343,42r32,l427,46r80,14l577,83r69,43l689,182r6,30l695,139,648,87,586,49,571,42r-8,-4l476,12,414,3,401,1r-14,l374,,340,,248,11,175,31,119,57,61,96,17,151,,213r1,23l23,296r41,46l118,379r71,30l276,430r54,5l340,435r22,1l404,434r20,-2l435,431r11,-2l456,427r11,-1l542,405r66,-30l670,328r36,-53l717,243r3,-17xe" fillcolor="#6f6f6f" stroked="f">
@@ -11181,7 +11177,7 @@
               </wp:anchor>
             </w:drawing>
           </mc:Choice>
-          <mc:Fallback xmlns:w16sdtfl="http://schemas.microsoft.com/office/word/2024/wordml/sdtformatlock" xmlns:w16du="http://schemas.microsoft.com/office/word/2023/wordml/word16du">
+          <mc:Fallback xmlns:w16du="http://schemas.microsoft.com/office/word/2023/wordml/word16du" xmlns:w16sdtfl="http://schemas.microsoft.com/office/word/2024/wordml/sdtformatlock">
             <w:pict>
               <v:shape w14:anchorId="3068C29E" id="AutoShape 129" o:spid="_x0000_s1026" style="position:absolute;margin-left:149.7pt;margin-top:.35pt;width:71.35pt;height:9.8pt;z-index:15737344;visibility:visible;mso-wrap-style:square;mso-width-percent:0;mso-height-percent:0;mso-wrap-distance-left:9pt;mso-wrap-distance-top:0;mso-wrap-distance-right:9pt;mso-wrap-distance-bottom:0;mso-position-horizontal:absolute;mso-position-horizontal-relative:page;mso-position-vertical:absolute;mso-position-vertical-relative:text;mso-width-percent:0;mso-height-percent:0;mso-width-relative:page;mso-height-relative:page;v-text-anchor:top" coordsize="1427,196" o:gfxdata="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" path="m177,148r-5,-18l160,116,143,102,124,90,103,78,86,66,73,57,68,50r,-2l69,45r100,l169,4,42,4,27,8,14,16,4,29,,45,5,67,19,83,37,95r21,12l94,130r10,7l109,143r,4l100,148,,148r,41l135,189r14,-3l162,177r11,-12l177,148xm377,4r-60,l317,130r-2,8l310,146r-10,6l284,155r-1,l268,152r-11,-6l252,138r-2,-8l250,4r-60,l190,127r7,29l216,177r29,14l282,195r3,l322,191r29,-14l370,156r,-1l377,127,377,4xm593,4r-57,l536,118,510,75,467,6,465,4r-63,l402,189r57,l459,75r63,102l529,187r1,2l593,189r,-71l593,4xm799,80r-4,-3l708,77r,34l743,111r,36l744,152r-60,l672,156r,-108l673,45r119,l792,4,654,4,638,8r-12,7l619,27r-2,14l617,156r3,15l628,181r13,6l657,189r98,l774,187r14,-7l796,169r2,-13l799,152r,-72xm1003,189l964,122r15,-10l990,100r8,-15l1000,66,997,45r-1,-1l985,25,966,9,939,4,822,4r,185l879,189r,-145l938,44r9,9l947,76r-9,10l891,86r,14l942,189r61,xm1210,96r-8,-37l1181,28r-7,-4l1164,17r,76l1074,170r22,-71l1057,99r92,-75l1127,93r37,l1164,17,1149,8,1111,r-39,8l1040,28r-21,31l1011,96r8,38l1040,166r32,20l1111,194r38,-8l1174,170r7,-4l1202,134r8,-38xm1426,4r-52,l1374,149r-6,2l1350,151r,-147l1299,4r,147l1280,151r-5,-2l1275,4r-51,l1224,149r1,10l1231,172r12,12l1266,189r117,l1403,185r13,-10l1422,162r2,-11l1426,147r,-143xe" fillcolor="#6f6f6f" stroked="f">
                 <v:path arrowok="t" o:connecttype="custom" o:connectlocs="101600,78105;65405,53975;43180,36195;107315,33020;17145,9525;0,33020;23495,64770;66040,91440;63500,98425;85725,124460;109855,109220;201295,6985;196850,97155;179705,102870;160020,92075;120650,6985;137160,116840;180975,128270;234950,103505;239395,6985;340360,79375;295275,6985;291465,124460;335915,123190;376555,79375;504825,53340;471805,74930;434340,100965;427355,33020;415290,6985;393065,21590;393700,113030;417195,124460;500380,118745;507365,100965;612140,81915;633730,58420;632460,32385;596265,6985;558165,124460;601345,38100;565785,59055;636905,124460;749935,22225;739140,63500;671195,67310;739140,63500;705485,4445;647065,41910;660400,109855;729615,122555;763270,89535;872490,6985;857250,100330;824865,100330;809625,6985;777875,105410;803910,124460;899160,115570;905510,97790" o:connectangles="0,0,0,0,0,0,0,0,0,0,0,0,0,0,0,0,0,0,0,0,0,0,0,0,0,0,0,0,0,0,0,0,0,0,0,0,0,0,0,0,0,0,0,0,0,0,0,0,0,0,0,0,0,0,0,0,0,0,0,0"/>
@@ -11968,7 +11964,7 @@
               </wp:anchor>
             </w:drawing>
           </mc:Choice>
-          <mc:Fallback xmlns:w16sdtfl="http://schemas.microsoft.com/office/word/2024/wordml/sdtformatlock" xmlns:w16du="http://schemas.microsoft.com/office/word/2023/wordml/word16du">
+          <mc:Fallback xmlns:w16du="http://schemas.microsoft.com/office/word/2023/wordml/word16du" xmlns:w16sdtfl="http://schemas.microsoft.com/office/word/2024/wordml/sdtformatlock">
             <w:pict>
               <v:shape w14:anchorId="6E91DA3D" id="AutoShape 128" o:spid="_x0000_s1026" style="position:absolute;margin-left:304.5pt;margin-top:-3.55pt;width:40.55pt;height:15.8pt;z-index:15738368;visibility:visible;mso-wrap-style:square;mso-width-percent:0;mso-height-percent:0;mso-wrap-distance-left:9pt;mso-wrap-distance-top:0;mso-wrap-distance-right:9pt;mso-wrap-distance-bottom:0;mso-position-horizontal:absolute;mso-position-horizontal-relative:page;mso-position-vertical:absolute;mso-position-vertical-relative:text;mso-width-percent:0;mso-height-percent:0;mso-width-relative:page;mso-height-relative:page;v-text-anchor:top" coordsize="811,316" o:gfxdata="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" path="m152,163r-99,l,315r79,l101,252r51,l152,163xm152,l111,,58,151r94,l152,xm260,151l206,,165,r,151l260,151xm318,315l265,163r-100,l165,252r51,l238,315r80,xm429,163r-89,l340,315r89,l429,163xm429,l340,r,151l429,151,429,xm538,71l532,43,517,21,494,5,467,,441,r,151l531,151r-8,-8l512,136r-10,-4l517,121r11,-15l535,89r3,-18xm563,220r-2,-15l558,190r-6,-14l544,163r-103,l441,315r26,l504,308r30,-21l555,257r8,-37xm677,163r-89,l588,315r89,l677,163xm677,l588,r,151l677,151,677,xm786,71l780,43,765,21,742,5,715,,689,r,151l780,151r-9,-8l760,136r-10,-4l765,121r11,-15l783,89r3,-18xm810,220r-1,-15l805,190r-6,-14l791,163r-102,l689,315r26,l752,308r30,-21l802,257r8,-37xe" fillcolor="#6f6f6f" stroked="f">
                 <v:path arrowok="t" o:connecttype="custom" o:connectlocs="33655,58420;50165,154940;96520,114935;96520,-45085;36830,50800;96520,-45085;130810,-45085;104775,50800;201930,154940;104775,58420;137160,114935;201930,154940;215900,58420;272415,154940;272415,-45085;215900,50800;272415,-45085;337820,-17780;313690,-41910;280035,-45085;337185,50800;325120,41275;328295,31750;339725,11430;357505,94615;354330,75565;345440,58420;280035,154940;320040,150495;352425,118110;429895,58420;373380,154940;429895,58420;373380,-45085;429895,50800;499110,0;485775,-31750;454025,-45085;437515,50800;489585,45720;476250,38735;492760,22225;499110,0;513715,85090;507365,66675;437515,58420;454025,154940;496570,137160;514350,94615" o:connectangles="0,0,0,0,0,0,0,0,0,0,0,0,0,0,0,0,0,0,0,0,0,0,0,0,0,0,0,0,0,0,0,0,0,0,0,0,0,0,0,0,0,0,0,0,0,0,0,0,0"/>
@@ -12701,7 +12697,7 @@
               </wp:anchor>
             </w:drawing>
           </mc:Choice>
-          <mc:Fallback xmlns:w16sdtfl="http://schemas.microsoft.com/office/word/2024/wordml/sdtformatlock" xmlns:w16du="http://schemas.microsoft.com/office/word/2023/wordml/word16du">
+          <mc:Fallback xmlns:w16du="http://schemas.microsoft.com/office/word/2023/wordml/word16du" xmlns:w16sdtfl="http://schemas.microsoft.com/office/word/2024/wordml/sdtformatlock">
             <w:pict>
               <v:group w14:anchorId="313DBD0A" id="Group 123" o:spid="_x0000_s1026" style="position:absolute;margin-left:355.65pt;margin-top:-4.4pt;width:24.8pt;height:17.45pt;z-index:15738880;mso-position-horizontal-relative:page" coordorigin="7113,-88" coordsize="496,349" o:gfxdata="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">
                 <v:shape id="Freeform 127" o:spid="_x0000_s1027" style="position:absolute;left:7112;top:-89;width:487;height:262;visibility:visible;mso-wrap-style:square;v-text-anchor:top" coordsize="487,262" o:gfxdata="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" path="m486,l,,,37,,226r,36l187,262r,-36l187,75r-37,l150,226r-38,l112,77r-38,l74,226r-38,l36,37r450,l486,xe" fillcolor="#6f6f6f" stroked="f">
@@ -14060,7 +14056,7 @@
               </wp:anchor>
             </w:drawing>
           </mc:Choice>
-          <mc:Fallback xmlns:w16sdtfl="http://schemas.microsoft.com/office/word/2024/wordml/sdtformatlock" xmlns:w16du="http://schemas.microsoft.com/office/word/2023/wordml/word16du">
+          <mc:Fallback xmlns:w16du="http://schemas.microsoft.com/office/word/2023/wordml/word16du" xmlns:w16sdtfl="http://schemas.microsoft.com/office/word/2024/wordml/sdtformatlock">
             <w:pict>
               <v:rect w14:anchorId="051EEF97" id="Rectangle 9" o:spid="_x0000_s1026" style="position:absolute;margin-left:-6pt;margin-top:338.4pt;width:601.5pt;height:184.8pt;z-index:-15667712;visibility:visible;mso-wrap-style:square;mso-width-percent:0;mso-height-percent:0;mso-wrap-distance-left:9pt;mso-wrap-distance-top:0;mso-wrap-distance-right:9pt;mso-wrap-distance-bottom:0;mso-position-horizontal:absolute;mso-position-horizontal-relative:page;mso-position-vertical:absolute;mso-position-vertical-relative:page;mso-width-percent:0;mso-height-percent:0;mso-width-relative:page;mso-height-relative:page;v-text-anchor:top" o:gfxdata="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" fillcolor="yellow" stroked="f">
                 <v:fill color2="#ffc000" rotate="t" angle="180" colors="0 yellow;31457f #ffc000;1 #ffc000" focus="100%" type="gradient"/>
@@ -14392,6 +14388,14 @@
             <w:r>
               <w:rPr>
                 <w:color w:val="826912" w:themeColor="background2" w:themeShade="80"/>
+                <w:spacing w:val="15"/>
+                <w:sz w:val="17"/>
+              </w:rPr>
+              <w:t xml:space="preserve"> </w:t>
+            </w:r>
+            <w:r>
+              <w:rPr>
+                <w:color w:val="826912" w:themeColor="background2" w:themeShade="80"/>
                 <w:spacing w:val="-57"/>
                 <w:sz w:val="17"/>
               </w:rPr>
@@ -14425,7 +14429,14 @@
                 <w:color w:val="826912" w:themeColor="background2" w:themeShade="80"/>
                 <w:sz w:val="17"/>
               </w:rPr>
-              <w:t>Wp</w:t>
+              <w:t>W</w:t>
+            </w:r>
+            <w:r>
+              <w:rPr>
+                <w:color w:val="826912" w:themeColor="background2" w:themeShade="80"/>
+                <w:sz w:val="17"/>
+              </w:rPr>
+              <w:t>p</w:t>
             </w:r>
           </w:p>
         </w:tc>
@@ -14542,29 +14553,6 @@
             <w:r>
               <w:rPr>
                 <w:color w:val="826912" w:themeColor="background2" w:themeShade="80"/>
-                <w:spacing w:val="16"/>
-                <w:sz w:val="17"/>
-              </w:rPr>
-              <w:t>inversor_fabricante]</w:t>
-            </w:r>
-            <w:r>
-              <w:rPr>
-                <w:color w:val="826912" w:themeColor="background2" w:themeShade="80"/>
-                <w:spacing w:val="67"/>
-                <w:sz w:val="17"/>
-              </w:rPr>
-              <w:t xml:space="preserve"> </w:t>
-            </w:r>
-            <w:r>
-              <w:rPr>
-                <w:color w:val="826912" w:themeColor="background2" w:themeShade="80"/>
-                <w:sz w:val="17"/>
-              </w:rPr>
-              <w:t>[</w:t>
-            </w:r>
-            <w:r>
-              <w:rPr>
-                <w:color w:val="826912" w:themeColor="background2" w:themeShade="80"/>
                 <w:spacing w:val="15"/>
                 <w:sz w:val="17"/>
               </w:rPr>
@@ -15371,7 +15359,7 @@
               </wp:anchor>
             </w:drawing>
           </mc:Choice>
-          <mc:Fallback xmlns:w16sdtfl="http://schemas.microsoft.com/office/word/2024/wordml/sdtformatlock" xmlns:w16du="http://schemas.microsoft.com/office/word/2023/wordml/word16du">
+          <mc:Fallback xmlns:w16du="http://schemas.microsoft.com/office/word/2023/wordml/word16du" xmlns:w16sdtfl="http://schemas.microsoft.com/office/word/2024/wordml/sdtformatlock">
             <w:pict>
               <v:group w14:anchorId="6678C9BB" id="Group 109" o:spid="_x0000_s1026" style="position:absolute;margin-left:63.5pt;margin-top:.7pt;width:34.55pt;height:239.5pt;z-index:15741952;mso-position-horizontal-relative:page" coordorigin="1270,14" coordsize="691,4790" o:gfxdata="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">
                 <v:line id="Line 122" o:spid="_x0000_s1027" style="position:absolute;visibility:visible;mso-wrap-style:square" from="1363,14" to="1363,4803" o:connectortype="straight" o:gfxdata="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" strokecolor="#b27d49 [3209]" strokeweight=".53025mm">
@@ -17782,9 +17770,9 @@
               </wp:anchor>
             </w:drawing>
           </mc:Choice>
-          <mc:Fallback xmlns:w16sdtfl="http://schemas.microsoft.com/office/word/2024/wordml/sdtformatlock" xmlns:w16du="http://schemas.microsoft.com/office/word/2023/wordml/word16du">
+          <mc:Fallback>
             <w:pict>
-              <v:shape w14:anchorId="385E97D6" id="_x0000_s1068" type="#_x0000_t202" style="position:absolute;margin-left:24.9pt;margin-top:2.65pt;width:185.9pt;height:110.6pt;z-index:487667200;visibility:visible;mso-wrap-style:square;mso-width-percent:400;mso-height-percent:200;mso-wrap-distance-left:9pt;mso-wrap-distance-top:3.6pt;mso-wrap-distance-right:9pt;mso-wrap-distance-bottom:3.6pt;mso-position-horizontal:absolute;mso-position-horizontal-relative:text;mso-position-vertical:absolute;mso-position-vertical-relative:text;mso-width-percent:400;mso-height-percent:200;mso-width-relative:margin;mso-height-relative:margin;v-text-anchor:top" o:gfxdata="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" filled="f" stroked="f">
+              <v:shape w14:anchorId="385E97D6" id="_x0000_s1043" type="#_x0000_t202" style="position:absolute;margin-left:24.9pt;margin-top:2.65pt;width:185.9pt;height:110.6pt;z-index:487667200;visibility:visible;mso-wrap-style:square;mso-width-percent:400;mso-height-percent:200;mso-wrap-distance-left:9pt;mso-wrap-distance-top:3.6pt;mso-wrap-distance-right:9pt;mso-wrap-distance-bottom:3.6pt;mso-position-horizontal:absolute;mso-position-horizontal-relative:text;mso-position-vertical:absolute;mso-position-vertical-relative:text;mso-width-percent:400;mso-height-percent:200;mso-width-relative:margin;mso-height-relative:margin;v-text-anchor:top" o:gfxdata="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" filled="f" stroked="f">
                 <v:textbox style="mso-fit-shape-to-text:t">
                   <w:txbxContent>
                     <w:p>
@@ -17884,7 +17872,7 @@
               </wp:anchor>
             </w:drawing>
           </mc:Choice>
-          <mc:Fallback xmlns:w16sdtfl="http://schemas.microsoft.com/office/word/2024/wordml/sdtformatlock" xmlns:w16du="http://schemas.microsoft.com/office/word/2023/wordml/word16du">
+          <mc:Fallback xmlns:w16du="http://schemas.microsoft.com/office/word/2023/wordml/word16du" xmlns:w16sdtfl="http://schemas.microsoft.com/office/word/2024/wordml/sdtformatlock">
             <w:pict>
               <v:rect w14:anchorId="5C224437" id="Retângulo 159" o:spid="_x0000_s1026" style="position:absolute;margin-left:24.45pt;margin-top:2.6pt;width:487.9pt;height:21.5pt;z-index:15728639;visibility:visible;mso-wrap-style:square;mso-wrap-distance-left:9pt;mso-wrap-distance-top:0;mso-wrap-distance-right:9pt;mso-wrap-distance-bottom:0;mso-position-horizontal:absolute;mso-position-horizontal-relative:text;mso-position-vertical:absolute;mso-position-vertical-relative:text;v-text-anchor:middle" o:gfxdata="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" fillcolor="#ffc000" stroked="f" strokeweight="2pt"/>
             </w:pict>
@@ -18128,7 +18116,7 @@
               </wp:anchor>
             </w:drawing>
           </mc:Choice>
-          <mc:Fallback xmlns:w16sdtfl="http://schemas.microsoft.com/office/word/2024/wordml/sdtformatlock" xmlns:w16du="http://schemas.microsoft.com/office/word/2023/wordml/word16du">
+          <mc:Fallback xmlns:w16du="http://schemas.microsoft.com/office/word/2023/wordml/word16du" xmlns:w16sdtfl="http://schemas.microsoft.com/office/word/2024/wordml/sdtformatlock">
             <w:pict>
               <v:shape w14:anchorId="5F676E17" id="Freeform 9" o:spid="_x0000_s1026" style="position:absolute;margin-left:44.9pt;margin-top:12.15pt;width:14.3pt;height:14.3pt;z-index:487685632;visibility:visible;mso-wrap-style:square;mso-width-percent:0;mso-height-percent:0;mso-wrap-distance-left:9pt;mso-wrap-distance-top:0;mso-wrap-distance-right:9pt;mso-wrap-distance-bottom:0;mso-position-horizontal:absolute;mso-position-horizontal-relative:page;mso-position-vertical:absolute;mso-position-vertical-relative:text;mso-width-percent:0;mso-height-percent:0;mso-width-relative:page;mso-height-relative:page;v-text-anchor:top" coordsize="286,286" o:gfxdata="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" path="m285,l,,,8,,276r,10l285,286r,-10l285,9r-9,l276,276,9,276,9,8r276,l285,xe" fillcolor="#177381" stroked="f">
                 <v:path arrowok="t" o:connecttype="custom" o:connectlocs="180975,154305;0,154305;0,159385;0,329565;0,335915;180975,335915;180975,329565;180975,160020;175260,160020;175260,329565;5715,329565;5715,159385;180975,159385;180975,154305" o:connectangles="0,0,0,0,0,0,0,0,0,0,0,0,0,0"/>
@@ -18674,9 +18662,9 @@
               </wp:anchor>
             </w:drawing>
           </mc:Choice>
-          <mc:Fallback xmlns:w16sdtfl="http://schemas.microsoft.com/office/word/2024/wordml/sdtformatlock" xmlns:w16du="http://schemas.microsoft.com/office/word/2023/wordml/word16du">
+          <mc:Fallback>
             <w:pict>
-              <v:shape w14:anchorId="061D3B12" id="_x0000_s1070" type="#_x0000_t202" style="position:absolute;margin-left:56.95pt;margin-top:3.8pt;width:197.7pt;height:48.35pt;z-index:487687680;visibility:visible;mso-wrap-style:square;mso-width-percent:0;mso-height-percent:0;mso-wrap-distance-left:9pt;mso-wrap-distance-top:3.6pt;mso-wrap-distance-right:9pt;mso-wrap-distance-bottom:3.6pt;mso-position-horizontal:absolute;mso-position-horizontal-relative:text;mso-position-vertical:absolute;mso-position-vertical-relative:text;mso-width-percent:0;mso-height-percent:0;mso-width-relative:margin;mso-height-relative:margin;v-text-anchor:middle" o:gfxdata="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" filled="f" stroked="f">
+              <v:shape w14:anchorId="061D3B12" id="_x0000_s1045" type="#_x0000_t202" style="position:absolute;margin-left:56.95pt;margin-top:3.8pt;width:197.7pt;height:48.35pt;z-index:487687680;visibility:visible;mso-wrap-style:square;mso-width-percent:0;mso-height-percent:0;mso-wrap-distance-left:9pt;mso-wrap-distance-top:3.6pt;mso-wrap-distance-right:9pt;mso-wrap-distance-bottom:3.6pt;mso-position-horizontal:absolute;mso-position-horizontal-relative:text;mso-position-vertical:absolute;mso-position-vertical-relative:text;mso-width-percent:0;mso-height-percent:0;mso-width-relative:margin;mso-height-relative:margin;v-text-anchor:middle" o:gfxdata="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" filled="f" stroked="f">
                 <v:textbox>
                   <w:txbxContent>
                     <w:p>
@@ -18812,7 +18800,7 @@
               </wp:anchor>
             </w:drawing>
           </mc:Choice>
-          <mc:Fallback xmlns:w16sdtfl="http://schemas.microsoft.com/office/word/2024/wordml/sdtformatlock" xmlns:w16du="http://schemas.microsoft.com/office/word/2023/wordml/word16du">
+          <mc:Fallback xmlns:w16du="http://schemas.microsoft.com/office/word/2023/wordml/word16du" xmlns:w16sdtfl="http://schemas.microsoft.com/office/word/2024/wordml/sdtformatlock">
             <w:pict>
               <v:shape w14:anchorId="77666BEE" id="Freeform 3" o:spid="_x0000_s1026" style="position:absolute;margin-left:73.8pt;margin-top:12.5pt;width:193.7pt;height:.1pt;z-index:-15694848;visibility:visible;mso-wrap-style:square;mso-width-percent:0;mso-height-percent:0;mso-wrap-distance-left:0;mso-wrap-distance-top:0;mso-wrap-distance-right:0;mso-wrap-distance-bottom:0;mso-position-horizontal:absolute;mso-position-horizontal-relative:page;mso-position-vertical:absolute;mso-position-vertical-relative:text;mso-width-percent:0;mso-height-percent:0;mso-width-relative:page;mso-height-relative:page;v-text-anchor:top" coordsize="3874,1270" o:gfxdata="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" path="m,l3874,e" filled="f" strokecolor="#3778bf" strokeweight=".26481mm">
                 <v:path arrowok="t" o:connecttype="custom" o:connectlocs="0,0;2459990,0" o:connectangles="0,0"/>
@@ -18919,7 +18907,7 @@
               </wp:anchor>
             </w:drawing>
           </mc:Choice>
-          <mc:Fallback xmlns:w16sdtfl="http://schemas.microsoft.com/office/word/2024/wordml/sdtformatlock" xmlns:w16du="http://schemas.microsoft.com/office/word/2023/wordml/word16du">
+          <mc:Fallback xmlns:w16du="http://schemas.microsoft.com/office/word/2023/wordml/word16du" xmlns:w16sdtfl="http://schemas.microsoft.com/office/word/2024/wordml/sdtformatlock">
             <w:pict>
               <v:shape w14:anchorId="106040A4" id="Freeform 2" o:spid="_x0000_s1026" style="position:absolute;margin-left:329.75pt;margin-top:12.5pt;width:193.7pt;height:.1pt;z-index:-15694336;visibility:visible;mso-wrap-style:square;mso-width-percent:0;mso-height-percent:0;mso-wrap-distance-left:0;mso-wrap-distance-top:0;mso-wrap-distance-right:0;mso-wrap-distance-bottom:0;mso-position-horizontal:absolute;mso-position-horizontal-relative:page;mso-position-vertical:absolute;mso-position-vertical-relative:text;mso-width-percent:0;mso-height-percent:0;mso-width-relative:page;mso-height-relative:page;v-text-anchor:top" coordsize="3874,1270" o:gfxdata="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" path="m,l3874,e" filled="f" strokecolor="#3778bf" strokeweight=".26481mm">
                 <v:path arrowok="t" o:connecttype="custom" o:connectlocs="0,0;2459990,0" o:connectangles="0,0"/>
@@ -19702,7 +19690,7 @@
             </wp:anchor>
           </w:drawing>
         </mc:Choice>
-        <mc:Fallback xmlns:w16sdtfl="http://schemas.microsoft.com/office/word/2024/wordml/sdtformatlock" xmlns:w16du="http://schemas.microsoft.com/office/word/2023/wordml/word16du">
+        <mc:Fallback xmlns:w16du="http://schemas.microsoft.com/office/word/2023/wordml/word16du" xmlns:w16sdtfl="http://schemas.microsoft.com/office/word/2024/wordml/sdtformatlock">
           <w:pict>
             <v:rect w14:anchorId="6E958334" id="Rectangle 3" o:spid="_x0000_s1026" style="position:absolute;margin-left:0;margin-top:0;width:595.5pt;height:49.5pt;z-index:-16217088;visibility:visible;mso-wrap-style:square;mso-width-percent:0;mso-height-percent:0;mso-wrap-distance-left:9pt;mso-wrap-distance-top:0;mso-wrap-distance-right:9pt;mso-wrap-distance-bottom:0;mso-position-horizontal:absolute;mso-position-horizontal-relative:page;mso-position-vertical:absolute;mso-position-vertical-relative:page;mso-width-percent:0;mso-height-percent:0;mso-width-relative:page;mso-height-relative:page;v-text-anchor:top" o:gfxdata="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" fillcolor="#724b0f [1606]" stroked="f">
               <w10:wrap anchorx="page" anchory="page"/>
@@ -19818,13 +19806,13 @@
             </wp:anchor>
           </w:drawing>
         </mc:Choice>
-        <mc:Fallback xmlns:w16sdtfl="http://schemas.microsoft.com/office/word/2024/wordml/sdtformatlock" xmlns:w16du="http://schemas.microsoft.com/office/word/2023/wordml/word16du">
+        <mc:Fallback>
           <w:pict>
             <v:shapetype w14:anchorId="23E63A23" id="_x0000_t202" coordsize="21600,21600" o:spt="202" path="m,l,21600r21600,l21600,xe">
               <v:stroke joinstyle="miter"/>
               <v:path gradientshapeok="t" o:connecttype="rect"/>
             </v:shapetype>
-            <v:shape id="Text Box 1" o:spid="_x0000_s1073" type="#_x0000_t202" style="position:absolute;margin-left:400.95pt;margin-top:16.45pt;width:147.4pt;height:15.5pt;z-index:-16216064;visibility:visible;mso-wrap-style:square;mso-width-percent:0;mso-height-percent:0;mso-wrap-distance-left:9pt;mso-wrap-distance-top:0;mso-wrap-distance-right:9pt;mso-wrap-distance-bottom:0;mso-position-horizontal:absolute;mso-position-horizontal-relative:page;mso-position-vertical:absolute;mso-position-vertical-relative:page;mso-width-percent:0;mso-height-percent:0;mso-width-relative:page;mso-height-relative:page;v-text-anchor:top" o:gfxdata="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" filled="f" stroked="f">
+            <v:shape id="Text Box 1" o:spid="_x0000_s1048" type="#_x0000_t202" style="position:absolute;margin-left:400.95pt;margin-top:16.45pt;width:147.4pt;height:15.5pt;z-index:-16216064;visibility:visible;mso-wrap-style:square;mso-width-percent:0;mso-height-percent:0;mso-wrap-distance-left:9pt;mso-wrap-distance-top:0;mso-wrap-distance-right:9pt;mso-wrap-distance-bottom:0;mso-position-horizontal:absolute;mso-position-horizontal-relative:page;mso-position-vertical:absolute;mso-position-vertical-relative:page;mso-width-percent:0;mso-height-percent:0;mso-width-relative:page;mso-height-relative:page;v-text-anchor:top" o:gfxdata="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" filled="f" stroked="f">
               <v:path arrowok="t"/>
               <v:textbox inset="0,0,0,0">
                 <w:txbxContent>
